--- a/CRO周报_2026-08-17至2026-08-24.docx
+++ b/CRO周报_2026-08-17至2026-08-24.docx
@@ -193,6 +193,46 @@
       </w:pPr>
       <w:r>
         <w:t xml:space="preserve">4.1.1 季度业绩对比</w:t>
+      </w:r>
+    </w:p>
+    <w:p>
+      <w:r>
+        <w:rPr>
+          <w:b/>
+        </w:rPr>
+        <w:t xml:space="preserve">本周窗口内新发布财报</w:t>
+      </w:r>
+      <w:r>
+        <w:t xml:space="preserve">（1 份）：</w:t>
+      </w:r>
+    </w:p>
+    <w:p>
+      <w:pPr>
+        <w:ind w:left="360" w:hanging="360"/>
+      </w:pPr>
+      <w:r>
+        <w:t xml:space="preserve">• </w:t>
+      </w:r>
+      <w:r>
+        <w:rPr>
+          <w:b/>
+        </w:rPr>
+        <w:t xml:space="preserve">康龙化成</w:t>
+      </w:r>
+      <w:r>
+        <w:t xml:space="preserve"> </w:t>
+      </w:r>
+      <w:hyperlink r:id="rId3">
+        <w:r>
+          <w:rPr>
+            <w:color w:val="0563C1"/>
+            <w:u w:val="single"/>
+          </w:rPr>
+          <w:t xml:space="preserve">2026年半年度报告</w:t>
+        </w:r>
+      </w:hyperlink>
+      <w:r>
+        <w:t xml:space="preserve">｜2026-08-21</w:t>
       </w:r>
     </w:p>
     <w:tbl>
@@ -307,7 +347,7 @@
         <w:tc>
           <w:tcPr/>
           <w:p>
-            <w:hyperlink r:id="rId3">
+            <w:hyperlink r:id="rId4">
               <w:r>
                 <w:rPr>
                   <w:color w:val="0563C1"/>
@@ -363,7 +403,7 @@
         <w:tc>
           <w:tcPr/>
           <w:p>
-            <w:hyperlink r:id="rId4">
+            <w:hyperlink r:id="rId5">
               <w:r>
                 <w:rPr>
                   <w:color w:val="0563C1"/>
@@ -419,7 +459,7 @@
         <w:tc>
           <w:tcPr/>
           <w:p>
-            <w:hyperlink r:id="rId5">
+            <w:hyperlink r:id="rId6">
               <w:r>
                 <w:rPr>
                   <w:color w:val="0563C1"/>
@@ -475,7 +515,7 @@
         <w:tc>
           <w:tcPr/>
           <w:p>
-            <w:hyperlink r:id="rId6">
+            <w:hyperlink r:id="rId7">
               <w:r>
                 <w:rPr>
                   <w:color w:val="0563C1"/>
@@ -529,6 +569,11 @@
     <w:p>
       <w:r>
         <w:t xml:space="preserve">*数据来源：各公司 IR 站 / SEC 文件公开披露；检索截至 2026-08-19；金额单位为美元（B = 十亿，M = 百万），口径以各公司披露原文为准。*</w:t>
+      </w:r>
+    </w:p>
+    <w:p>
+      <w:r>
+        <w:t xml:space="preserve">*注：康龙化成 本周新发布财报，数据待人工检索更新 quarterly-fin.json 后入表。*</w:t>
       </w:r>
     </w:p>
     <w:p>
@@ -612,7 +657,7 @@
         <w:tc>
           <w:tcPr/>
           <w:p>
-            <w:hyperlink r:id="rId7">
+            <w:hyperlink r:id="rId8">
               <w:r>
                 <w:rPr>
                   <w:color w:val="0563C1"/>
@@ -644,7 +689,7 @@
         <w:tc>
           <w:tcPr/>
           <w:p>
-            <w:hyperlink r:id="rId8">
+            <w:hyperlink r:id="rId9">
               <w:r>
                 <w:rPr>
                   <w:color w:val="0563C1"/>
@@ -676,7 +721,7 @@
         <w:tc>
           <w:tcPr/>
           <w:p>
-            <w:hyperlink r:id="rId9">
+            <w:hyperlink r:id="rId10">
               <w:r>
                 <w:rPr>
                   <w:color w:val="0563C1"/>
@@ -708,7 +753,7 @@
         <w:tc>
           <w:tcPr/>
           <w:p>
-            <w:hyperlink r:id="rId10">
+            <w:hyperlink r:id="rId11">
               <w:r>
                 <w:rPr>
                   <w:color w:val="0563C1"/>
@@ -740,7 +785,7 @@
         <w:tc>
           <w:tcPr/>
           <w:p>
-            <w:hyperlink r:id="rId11">
+            <w:hyperlink r:id="rId12">
               <w:r>
                 <w:rPr>
                   <w:color w:val="0563C1"/>
@@ -772,7 +817,7 @@
         <w:tc>
           <w:tcPr/>
           <w:p>
-            <w:hyperlink r:id="rId12">
+            <w:hyperlink r:id="rId13">
               <w:r>
                 <w:rPr>
                   <w:color w:val="0563C1"/>
@@ -804,7 +849,7 @@
         <w:tc>
           <w:tcPr/>
           <w:p>
-            <w:hyperlink r:id="rId13">
+            <w:hyperlink r:id="rId14">
               <w:r>
                 <w:rPr>
                   <w:color w:val="0563C1"/>
@@ -836,7 +881,7 @@
         <w:tc>
           <w:tcPr/>
           <w:p>
-            <w:hyperlink r:id="rId14">
+            <w:hyperlink r:id="rId15">
               <w:r>
                 <w:rPr>
                   <w:color w:val="0563C1"/>
@@ -868,7 +913,7 @@
         <w:tc>
           <w:tcPr/>
           <w:p>
-            <w:hyperlink r:id="rId15">
+            <w:hyperlink r:id="rId16">
               <w:r>
                 <w:rPr>
                   <w:color w:val="0563C1"/>
@@ -900,7 +945,7 @@
         <w:tc>
           <w:tcPr/>
           <w:p>
-            <w:hyperlink r:id="rId16">
+            <w:hyperlink r:id="rId17">
               <w:r>
                 <w:rPr>
                   <w:color w:val="0563C1"/>
@@ -932,7 +977,7 @@
         <w:tc>
           <w:tcPr/>
           <w:p>
-            <w:hyperlink r:id="rId17">
+            <w:hyperlink r:id="rId18">
               <w:r>
                 <w:rPr>
                   <w:color w:val="0563C1"/>
@@ -964,7 +1009,7 @@
         <w:tc>
           <w:tcPr/>
           <w:p>
-            <w:hyperlink r:id="rId18">
+            <w:hyperlink r:id="rId19">
               <w:r>
                 <w:rPr>
                   <w:color w:val="0563C1"/>
@@ -996,7 +1041,7 @@
         <w:tc>
           <w:tcPr/>
           <w:p>
-            <w:hyperlink r:id="rId18">
+            <w:hyperlink r:id="rId19">
               <w:r>
                 <w:rPr>
                   <w:color w:val="0563C1"/>
@@ -1028,7 +1073,7 @@
         <w:tc>
           <w:tcPr/>
           <w:p>
-            <w:hyperlink r:id="rId19">
+            <w:hyperlink r:id="rId20">
               <w:r>
                 <w:rPr>
                   <w:color w:val="0563C1"/>
@@ -1060,7 +1105,7 @@
         <w:tc>
           <w:tcPr/>
           <w:p>
-            <w:hyperlink r:id="rId20">
+            <w:hyperlink r:id="rId21">
               <w:r>
                 <w:rPr>
                   <w:color w:val="0563C1"/>
@@ -1092,7 +1137,7 @@
         <w:tc>
           <w:tcPr/>
           <w:p>
-            <w:hyperlink r:id="rId21">
+            <w:hyperlink r:id="rId22">
               <w:r>
                 <w:rPr>
                   <w:color w:val="0563C1"/>
@@ -1227,7 +1272,7 @@
       <w:r>
         <w:t xml:space="preserve"> </w:t>
       </w:r>
-      <w:hyperlink r:id="rId22">
+      <w:hyperlink r:id="rId23">
         <w:r>
           <w:rPr>
             <w:color w:val="0563C1"/>
@@ -1296,7 +1341,7 @@
       <w:r>
         <w:t xml:space="preserve"> </w:t>
       </w:r>
-      <w:hyperlink r:id="rId23">
+      <w:hyperlink r:id="rId24">
         <w:r>
           <w:rPr>
             <w:color w:val="0563C1"/>
@@ -1325,7 +1370,7 @@
       <w:r>
         <w:t xml:space="preserve"> </w:t>
       </w:r>
-      <w:hyperlink r:id="rId24">
+      <w:hyperlink r:id="rId25">
         <w:r>
           <w:rPr>
             <w:color w:val="0563C1"/>
@@ -1381,7 +1426,7 @@
       <w:r>
         <w:t xml:space="preserve"> </w:t>
       </w:r>
-      <w:hyperlink r:id="rId25">
+      <w:hyperlink r:id="rId26">
         <w:r>
           <w:rPr>
             <w:color w:val="0563C1"/>

--- a/CRO周报_2026-08-17至2026-08-24.docx
+++ b/CRO周报_2026-08-17至2026-08-24.docx
@@ -59,7 +59,7 @@
         <w:t xml:space="preserve">主线：</w:t>
       </w:r>
       <w:r>
-        <w:t xml:space="preserve">国内外合作路径分化——博济医药 以“助力获批”项目合作为主；共 2 条，最新动态 2026-08-19。</w:t>
+        <w:t xml:space="preserve">国内外合作路径分化——博济医药 以“助力获批”项目合作为主</w:t>
       </w:r>
     </w:p>
     <w:p>
@@ -298,7 +298,7 @@
         <w:t xml:space="preserve">主线：</w:t>
       </w:r>
       <w:r>
-        <w:t xml:space="preserve">Syneos Health 动作最密集；共 1 条，最新动态 2026-08-18。</w:t>
+        <w:t xml:space="preserve">AI 从单点试点走向平台化与生态绑定——Syneos Health 推进AI能力建设</w:t>
       </w:r>
     </w:p>
     <w:p>
@@ -439,7 +439,7 @@
         <w:t xml:space="preserve">主线：</w:t>
       </w:r>
       <w:r>
-        <w:t xml:space="preserve">ICON 动作最密集；共 1 条，最新动态 2026-08-20。</w:t>
+        <w:t xml:space="preserve">产品获批与品牌活动交织——ICON 发布社会责任报告</w:t>
       </w:r>
     </w:p>
     <w:p>

--- a/CRO周报_2026-08-17至2026-08-24.docx
+++ b/CRO周报_2026-08-17至2026-08-24.docx
@@ -157,7 +157,7 @@
         <w:t xml:space="preserve">主线：</w:t>
       </w:r>
       <w:r>
-        <w:t xml:space="preserve">财报季分化明显：Medpace 增速领跑，Fortrea 收入下滑但上调指引，ICON 增长近停滞</w:t>
+        <w:t xml:space="preserve">财报季分化明显：Medpace 增速领跑，Fortrea 收入下滑但上调指引，ICON 增长近停滞；国内：康龙化成 2026年半年度报告；普蕊斯 公司股东减持股份预披露</w:t>
       </w:r>
     </w:p>
     <w:p>

--- a/CRO周报_2026-08-17至2026-08-24.docx
+++ b/CRO周报_2026-08-17至2026-08-24.docx
@@ -251,6 +251,169 @@
       </w:hyperlink>
       <w:r>
         <w:t xml:space="preserve">｜2026-08-21</w:t>
+      </w:r>
+    </w:p>
+    <w:tbl>
+      <w:tblPr>
+        <w:tblW w:w="0" w:type="auto"/>
+        <w:tblBorders>
+          <w:top w:val="single" w:sz="4" w:space="0" w:color="999999"/>
+          <w:left w:val="single" w:sz="4" w:space="0" w:color="999999"/>
+          <w:bottom w:val="single" w:sz="4" w:space="0" w:color="999999"/>
+          <w:right w:val="single" w:sz="4" w:space="0" w:color="999999"/>
+          <w:insideH w:val="single" w:sz="4" w:space="0" w:color="999999"/>
+          <w:insideV w:val="single" w:sz="4" w:space="0" w:color="999999"/>
+        </w:tblBorders>
+      </w:tblPr>
+      <w:tblGrid>
+        <w:gridCol w:w="1560"/>
+        <w:gridCol w:w="1560"/>
+        <w:gridCol w:w="1560"/>
+        <w:gridCol w:w="1560"/>
+        <w:gridCol w:w="1560"/>
+        <w:gridCol w:w="1560"/>
+      </w:tblGrid>
+      <w:tr>
+        <w:tc>
+          <w:tcPr>
+            <w:shd w:val="clear" w:fill="DCE4F2"/>
+          </w:tcPr>
+          <w:p>
+            <w:r>
+              <w:rPr>
+                <w:b/>
+              </w:rPr>
+              <w:t xml:space="preserve">公司</w:t>
+            </w:r>
+          </w:p>
+        </w:tc>
+        <w:tc>
+          <w:tcPr>
+            <w:shd w:val="clear" w:fill="DCE4F2"/>
+          </w:tcPr>
+          <w:p>
+            <w:r>
+              <w:rPr>
+                <w:b/>
+              </w:rPr>
+              <w:t xml:space="preserve">最新财报</w:t>
+            </w:r>
+          </w:p>
+        </w:tc>
+        <w:tc>
+          <w:tcPr>
+            <w:shd w:val="clear" w:fill="DCE4F2"/>
+          </w:tcPr>
+          <w:p>
+            <w:r>
+              <w:rPr>
+                <w:b/>
+              </w:rPr>
+              <w:t xml:space="preserve">收入</w:t>
+            </w:r>
+          </w:p>
+        </w:tc>
+        <w:tc>
+          <w:tcPr>
+            <w:shd w:val="clear" w:fill="DCE4F2"/>
+          </w:tcPr>
+          <w:p>
+            <w:r>
+              <w:rPr>
+                <w:b/>
+              </w:rPr>
+              <w:t xml:space="preserve">增速</w:t>
+            </w:r>
+          </w:p>
+        </w:tc>
+        <w:tc>
+          <w:tcPr>
+            <w:shd w:val="clear" w:fill="DCE4F2"/>
+          </w:tcPr>
+          <w:p>
+            <w:r>
+              <w:rPr>
+                <w:b/>
+              </w:rPr>
+              <w:t xml:space="preserve">核心指标</w:t>
+            </w:r>
+          </w:p>
+        </w:tc>
+        <w:tc>
+          <w:tcPr>
+            <w:shd w:val="clear" w:fill="DCE4F2"/>
+          </w:tcPr>
+          <w:p>
+            <w:r>
+              <w:rPr>
+                <w:b/>
+              </w:rPr>
+              <w:t xml:space="preserve">备注</w:t>
+            </w:r>
+          </w:p>
+        </w:tc>
+      </w:tr>
+      <w:tr>
+        <w:tc>
+          <w:tcPr/>
+          <w:p>
+            <w:r>
+              <w:t xml:space="preserve">康龙化成</w:t>
+            </w:r>
+          </w:p>
+        </w:tc>
+        <w:tc>
+          <w:tcPr/>
+          <w:p>
+            <w:hyperlink r:id="rId4">
+              <w:r>
+                <w:rPr>
+                  <w:color w:val="0563C1"/>
+                  <w:u w:val="single"/>
+                </w:rPr>
+                <w:t xml:space="preserve">2026 H1</w:t>
+              </w:r>
+            </w:hyperlink>
+          </w:p>
+        </w:tc>
+        <w:tc>
+          <w:tcPr/>
+          <w:p>
+            <w:r>
+              <w:t xml:space="preserve">75.95亿元</w:t>
+            </w:r>
+          </w:p>
+        </w:tc>
+        <w:tc>
+          <w:tcPr/>
+          <w:p>
+            <w:r>
+              <w:t xml:space="preserve">+17.92%</w:t>
+            </w:r>
+          </w:p>
+        </w:tc>
+        <w:tc>
+          <w:tcPr/>
+          <w:p>
+            <w:r>
+              <w:t xml:space="preserve">归母净利 7.50亿元（+6.96%）；新签订单同比 +30%+；全年收入指引 +15%~20%</w:t>
+            </w:r>
+          </w:p>
+        </w:tc>
+        <w:tc>
+          <w:tcPr/>
+          <w:p>
+            <w:r>
+              <w:t xml:space="preserve">book-to-bill 未披露；实验室服务新签 +20%+、小分子 CDMO 新签 +50%+</w:t>
+            </w:r>
+          </w:p>
+        </w:tc>
+      </w:tr>
+    </w:tbl>
+    <w:p/>
+    <w:p>
+      <w:r>
+        <w:t xml:space="preserve">*数据来源：公司定期报告/公告公开披露（金额为人民币）；口径以公司披露原文为准。*</w:t>
       </w:r>
     </w:p>
     <w:p>

--- a/CRO周报_2026-08-17至2026-08-24.docx
+++ b/CRO周报_2026-08-17至2026-08-24.docx
@@ -184,7 +184,7 @@
         <w:t xml:space="preserve">季度业绩对比总结</w:t>
       </w:r>
       <w:r>
-        <w:t xml:space="preserve">：海外 4 家上市 CRO 最新季报收入增速 -4.5% ~ +17.2%，Medpace 领跑、Fortrea 暂居末位；Parexel、PSI、Syneos Health 已私有化，不再公开季度财务数据；国内最近业绩披露：康龙化成《2026年半年度报告》（08-21）、普蕊斯《一图读懂| 普蕊斯2025年年度》（04-29）、药明康德《药明康德中期业绩：上半年收入18》（08-02）。</w:t>
+        <w:t xml:space="preserve">：海外 4 家上市 CRO 最新季报收入增速 -4.5% ~ +17.2%，Medpace 领跑、Fortrea 暂居末位；*注：Parexel、PSI、Syneos 为非上市或已私有化公司，不发布公开季报，上表仅列上市主体。*；国内最近业绩披露：康龙化成《2026年半年度报告》（08-21）、普蕊斯《一图读懂| 普蕊斯2025年年度》（04-29）、药明康德《药明康德中期业绩：上半年收入18》（08-02）。</w:t>
       </w:r>
     </w:p>
     <w:p>
@@ -202,7 +202,7 @@
     </w:p>
     <w:p>
       <w:r>
-        <w:t xml:space="preserve">四家上市 CRO 二季度业绩明显分化：Medpace 收入同比 +17.2%、净新签订单 +28.2%，增速领跑；IQVIA +8.7%，利润率同步改善；Fortrea -4.5%（过路人成本与 FSP 重定价拖累），但 book-to-bill 回升至 1.12x 并上调全年展望；ICON 仅 +1.2%，增长接近停滞。中型专注型 CRO 弹性高于头部全服务企业；IQVIA、Medpace、Fortrea 均上调全年指引，订单转化节奏是共性关注点。Parexel、PSI、Syneos 已私有化，无公开可比数据。</w:t>
+        <w:t xml:space="preserve">海外上市 CRO 季度业绩分化：Medpace 收入增速 17% 领跑且新签高增，IQVIA 收入与订单双升，ICON 收入近停滞但净新签强劲（B2B 1.51），Fortrea 收入下滑、靠指引上调稳预期；国内康龙化成上半年收入 +17.9%、新签订单 +30%+，景气度与海外龙头相当。</w:t>
       </w:r>
     </w:p>
     <w:p>
@@ -266,12 +266,13 @@
         </w:tblBorders>
       </w:tblPr>
       <w:tblGrid>
-        <w:gridCol w:w="1560"/>
-        <w:gridCol w:w="1560"/>
-        <w:gridCol w:w="1560"/>
-        <w:gridCol w:w="1560"/>
-        <w:gridCol w:w="1560"/>
-        <w:gridCol w:w="1560"/>
+        <w:gridCol w:w="1337"/>
+        <w:gridCol w:w="1337"/>
+        <w:gridCol w:w="1337"/>
+        <w:gridCol w:w="1337"/>
+        <w:gridCol w:w="1337"/>
+        <w:gridCol w:w="1337"/>
+        <w:gridCol w:w="1337"/>
       </w:tblGrid>
       <w:tr>
         <w:tc>
@@ -309,7 +310,7 @@
               <w:rPr>
                 <w:b/>
               </w:rPr>
-              <w:t xml:space="preserve">收入</w:t>
+              <w:t xml:space="preserve">营收</w:t>
             </w:r>
           </w:p>
         </w:tc>
@@ -322,7 +323,7 @@
               <w:rPr>
                 <w:b/>
               </w:rPr>
-              <w:t xml:space="preserve">增速</w:t>
+              <w:t xml:space="preserve">同比</w:t>
             </w:r>
           </w:p>
         </w:tc>
@@ -335,7 +336,7 @@
               <w:rPr>
                 <w:b/>
               </w:rPr>
-              <w:t xml:space="preserve">核心指标</w:t>
+              <w:t xml:space="preserve">利润</w:t>
             </w:r>
           </w:p>
         </w:tc>
@@ -348,7 +349,20 @@
               <w:rPr>
                 <w:b/>
               </w:rPr>
-              <w:t xml:space="preserve">备注</w:t>
+              <w:t xml:space="preserve">新订单</w:t>
+            </w:r>
+          </w:p>
+        </w:tc>
+        <w:tc>
+          <w:tcPr>
+            <w:shd w:val="clear" w:fill="DCE4F2"/>
+          </w:tcPr>
+          <w:p>
+            <w:r>
+              <w:rPr>
+                <w:b/>
+              </w:rPr>
+              <w:t xml:space="preserve">Book-to-Bill</w:t>
             </w:r>
           </w:p>
         </w:tc>
@@ -396,7 +410,7 @@
           <w:tcPr/>
           <w:p>
             <w:r>
-              <w:t xml:space="preserve">归母净利 7.50亿元（+6.96%）；新签订单同比 +30%+；全年收入指引 +15%~20%</w:t>
+              <w:t xml:space="preserve">归母净利 7.50亿元（+6.96%）</w:t>
             </w:r>
           </w:p>
         </w:tc>
@@ -404,13 +418,26 @@
           <w:tcPr/>
           <w:p>
             <w:r>
-              <w:t xml:space="preserve">book-to-bill 未披露；实验室服务新签 +20%+、小分子 CDMO 新签 +50%+</w:t>
+              <w:t xml:space="preserve">新签订单 +30%+（金额未披露）</w:t>
+            </w:r>
+          </w:p>
+        </w:tc>
+        <w:tc>
+          <w:tcPr/>
+          <w:p>
+            <w:r>
+              <w:t xml:space="preserve">未披露</w:t>
             </w:r>
           </w:p>
         </w:tc>
       </w:tr>
     </w:tbl>
     <w:p/>
+    <w:p>
+      <w:r>
+        <w:t xml:space="preserve">*康龙化成：全年收入指引 +15%~20%；实验室服务新签 +20%+、小分子 CDMO 新签 +50%+*</w:t>
+      </w:r>
+    </w:p>
     <w:p>
       <w:r>
         <w:t xml:space="preserve">*数据来源：公司定期报告/公告公开披露（金额为人民币）；口径以公司披露原文为准。*</w:t>

--- a/CRO周报_2026-08-17至2026-08-24.docx
+++ b/CRO周报_2026-08-17至2026-08-24.docx
@@ -184,7 +184,7 @@
         <w:t xml:space="preserve">季度业绩对比总结</w:t>
       </w:r>
       <w:r>
-        <w:t xml:space="preserve">：海外 4 家上市 CRO 最新季报收入增速 -4.5% ~ +17.2%，Medpace 领跑、Fortrea 暂居末位；*注：Parexel、PSI、Syneos 为非上市或已私有化公司，不发布公开季报，上表仅列上市主体。*；国内最近业绩披露：康龙化成《2026年半年度报告》（08-21）、普蕊斯《一图读懂| 普蕊斯2025年年度》（04-29）、药明康德《药明康德中期业绩：上半年收入18》（08-02）。</w:t>
+        <w:t xml:space="preserve">：海外 4 家上市 CRO 最新季报收入增速 -4.5% ~ +17.2%，Medpace 领跑、Fortrea 暂居末位；*注：Parexel、PSI、Syneos 为非上市或已私有化公司，不发布公开季报，业绩对比仅覆盖上市主体。*；国内最近业绩披露：康龙化成《2026年半年度报告》（08-21）、普蕊斯《一图读懂| 普蕊斯2025年年度》（04-29）、药明康德《药明康德中期业绩：上半年收入18》（08-02）。</w:t>
       </w:r>
     </w:p>
     <w:p>
@@ -418,7 +418,7 @@
           <w:tcPr/>
           <w:p>
             <w:r>
-              <w:t xml:space="preserve">新签订单 +30%+（金额未披露）</w:t>
+              <w:t xml:space="preserve">同比 +30%+（金额未披露）</w:t>
             </w:r>
           </w:p>
         </w:tc>

--- a/CRO周报_2026-08-17至2026-08-24.docx
+++ b/CRO周报_2026-08-17至2026-08-24.docx
@@ -105,7 +105,7 @@
             <w:color w:val="0563C1"/>
             <w:u w:val="single"/>
           </w:rPr>
-          <w:t xml:space="preserve">助力客户连斩新药批件</w:t>
+          <w:t xml:space="preserve">博济医药14天内助力客户获得3项新药批件，展现临床研究实力；此举强化其在医药外包领域的竞争力。</w:t>
         </w:r>
       </w:hyperlink>
       <w:r>
@@ -134,7 +134,7 @@
             <w:color w:val="0563C1"/>
             <w:u w:val="single"/>
           </w:rPr>
-          <w:t xml:space="preserve">助力关键性Ⅲ期临床研究</w:t>
+          <w:t xml:space="preserve">首个儿童便秘中成药获批上市，博济医药助力关键性Ⅲ期临床研究；彰显博济医药在儿童用药领域的研发实力。</w:t>
         </w:r>
       </w:hyperlink>
       <w:r>
@@ -521,7 +521,7 @@
             <w:color w:val="0563C1"/>
             <w:u w:val="single"/>
           </w:rPr>
-          <w:t xml:space="preserve">推进AI能力建设</w:t>
+          <w:t xml:space="preserve">Syneos Health推出AI驱动的临床试验生态系统，旨在优化试验表现并加速决策过程。此举将提升临床试验效率，推动医药行业创新。</w:t>
         </w:r>
       </w:hyperlink>
       <w:r>
@@ -662,7 +662,7 @@
             <w:color w:val="0563C1"/>
             <w:u w:val="single"/>
           </w:rPr>
-          <w:t xml:space="preserve">发布社会责任报告</w:t>
+          <w:t xml:space="preserve">ICON发布2025年社会责任报告，涵盖全球多个行业，助力药物研发效率提升。报告强调患者影响、创新与可持续性，推动行业进步。</w:t>
         </w:r>
       </w:hyperlink>
       <w:r>
@@ -796,7 +796,7 @@
         <w:t xml:space="preserve">• </w:t>
       </w:r>
       <w:r>
-        <w:t xml:space="preserve">生成日期：2026-08-24；由两份快照离线合并生成（不联网）</w:t>
+        <w:t xml:space="preserve">生成日期：2026-08-24；由两份快照离线合并生成，条目两句话总结由智谱 GLM 读取新闻原文自动生成（英文新闻已译为中文，未成功条目回退标题概述）</w:t>
       </w:r>
     </w:p>
     <w:p>

--- a/CRO周报_2026-08-17至2026-08-24.docx
+++ b/CRO周报_2026-08-17至2026-08-24.docx
@@ -40,7 +40,7 @@
         <w:t xml:space="preserve">本期看点</w:t>
       </w:r>
       <w:r>
-        <w:t xml:space="preserve">：战略合作（2 条）与资本与财务动态（1 条）为记录最集中的两个方向；海外 7 家合计 2 条、国内 10 家合计 3 条，博济医药（2 条）记录量居首；本周窗口共收录 5 条，来自 博济医药、普蕊斯、Syneos Health、ICON。</w:t>
+        <w:t xml:space="preserve">：①战略合作：国内外合作路径分化——博济医药 以“助力获批”项目合作为主；②资本与财务动态：国内：康龙化成 2026年半年度报告；普蕊斯 公司股东减持股份预披露；③数字技术与AI：AI 从单点试点走向平台化与生态绑定——Syneos Health 推进AI能力建设；⑦其他动态：产品获批与品牌活动交织——ICON 发布社会责任报告</w:t>
       </w:r>
     </w:p>
     <w:p>
@@ -67,7 +67,7 @@
         <w:pStyle w:val="Heading3"/>
       </w:pPr>
       <w:r>
-        <w:t xml:space="preserve">1.1 海外 CRO 动态</w:t>
+        <w:t xml:space="preserve">1.1 海外 CRO</w:t>
       </w:r>
     </w:p>
     <w:p>
@@ -80,24 +80,18 @@
         <w:pStyle w:val="Heading3"/>
       </w:pPr>
       <w:r>
-        <w:t xml:space="preserve">1.2 国内 CRO 动态</w:t>
-      </w:r>
-    </w:p>
-    <w:p>
-      <w:pPr>
-        <w:ind w:left="360" w:hanging="360"/>
-      </w:pPr>
-      <w:r>
-        <w:t xml:space="preserve">• </w:t>
-      </w:r>
-      <w:r>
-        <w:rPr>
-          <w:b/>
-        </w:rPr>
-        <w:t xml:space="preserve">博济医药</w:t>
-      </w:r>
-      <w:r>
-        <w:t xml:space="preserve"> </w:t>
+        <w:t xml:space="preserve">1.2 国内 CRO</w:t>
+      </w:r>
+    </w:p>
+    <w:p>
+      <w:r>
+        <w:rPr>
+          <w:b/>
+        </w:rPr>
+        <w:t xml:space="preserve">1.14天拿下3项NDA！博济医药助力客户连斩新药批件，彰显临研硬核实力</w:t>
+      </w:r>
+      <w:r>
+        <w:t xml:space="preserve"> 2026/8/19 </w:t>
       </w:r>
       <w:hyperlink r:id="rId2">
         <w:r>
@@ -105,28 +99,24 @@
             <w:color w:val="0563C1"/>
             <w:u w:val="single"/>
           </w:rPr>
-          <w:t xml:space="preserve">博济医药14天内助力客户获得3项新药批件，展现临床研究实力；此举强化其在医药外包领域的竞争力。</w:t>
+          <w:t xml:space="preserve">浏览详情</w:t>
         </w:r>
       </w:hyperlink>
-      <w:r>
-        <w:t xml:space="preserve">｜2026-08-19</w:t>
-      </w:r>
-    </w:p>
-    <w:p>
-      <w:pPr>
-        <w:ind w:left="360" w:hanging="360"/>
-      </w:pPr>
-      <w:r>
-        <w:t xml:space="preserve">• </w:t>
-      </w:r>
-      <w:r>
-        <w:rPr>
-          <w:b/>
-        </w:rPr>
-        <w:t xml:space="preserve">博济医药</w:t>
-      </w:r>
-      <w:r>
-        <w:t xml:space="preserve"> </w:t>
+    </w:p>
+    <w:p>
+      <w:r>
+        <w:t xml:space="preserve">博济医药14天内助力客户获得3项新药批件，展现临床研究实力；此举强化其在医药外包领域的竞争力。</w:t>
+      </w:r>
+    </w:p>
+    <w:p>
+      <w:r>
+        <w:rPr>
+          <w:b/>
+        </w:rPr>
+        <w:t xml:space="preserve">2.喜报！首个儿童便秘中成药获批上市！博济医药助力关键性Ⅲ期临床研究！</w:t>
+      </w:r>
+      <w:r>
+        <w:t xml:space="preserve"> 2026/8/17 </w:t>
       </w:r>
       <w:hyperlink r:id="rId3">
         <w:r>
@@ -134,11 +124,13 @@
             <w:color w:val="0563C1"/>
             <w:u w:val="single"/>
           </w:rPr>
-          <w:t xml:space="preserve">首个儿童便秘中成药获批上市，博济医药助力关键性Ⅲ期临床研究；彰显博济医药在儿童用药领域的研发实力。</w:t>
+          <w:t xml:space="preserve">浏览详情</w:t>
         </w:r>
       </w:hyperlink>
-      <w:r>
-        <w:t xml:space="preserve">｜2026-08-17</w:t>
+    </w:p>
+    <w:p>
+      <w:r>
+        <w:t xml:space="preserve">首个儿童便秘中成药获批上市，博济医药助力关键性Ⅲ期临床研究；彰显博济医药在儿童用药领域的研发实力。</w:t>
       </w:r>
     </w:p>
     <w:p>
@@ -157,7 +149,7 @@
         <w:t xml:space="preserve">主线：</w:t>
       </w:r>
       <w:r>
-        <w:t xml:space="preserve">财报季分化明显：Medpace 增速领跑，Fortrea 收入下滑但上调指引，ICON 增长近停滞；国内：康龙化成 2026年半年度报告；普蕊斯 公司股东减持股份预披露</w:t>
+        <w:t xml:space="preserve">国内：康龙化成 2026年半年度报告；普蕊斯 公司股东减持股份预披露</w:t>
       </w:r>
     </w:p>
     <w:p>
@@ -165,7 +157,12 @@
         <w:pStyle w:val="Heading3"/>
       </w:pPr>
       <w:r>
-        <w:t xml:space="preserve">2.1 海外 CRO 动态</w:t>
+        <w:t xml:space="preserve">2.1 海外 CRO</w:t>
+      </w:r>
+    </w:p>
+    <w:p>
+      <w:r>
+        <w:t xml:space="preserve">本周暂无海外相关动态。</w:t>
       </w:r>
     </w:p>
     <w:p>
@@ -173,44 +170,7 @@
         <w:pStyle w:val="Heading3"/>
       </w:pPr>
       <w:r>
-        <w:t xml:space="preserve">2.1.1 季度业绩对比</w:t>
-      </w:r>
-    </w:p>
-    <w:p>
-      <w:r>
-        <w:rPr>
-          <w:b/>
-        </w:rPr>
-        <w:t xml:space="preserve">季度业绩对比总结</w:t>
-      </w:r>
-      <w:r>
-        <w:t xml:space="preserve">：海外 4 家上市 CRO 最新季报收入增速 -4.5% ~ +17.2%，Medpace 领跑、Fortrea 暂居末位；*注：Parexel、PSI、Syneos 为非上市或已私有化公司，不发布公开季报，业绩对比仅覆盖上市主体。*；国内最近业绩披露：康龙化成《2026年半年度报告》（08-21）、普蕊斯《一图读懂| 普蕊斯2025年年度》（04-29）、药明康德《药明康德中期业绩：上半年收入18》（08-02）。</w:t>
-      </w:r>
-    </w:p>
-    <w:p>
-      <w:r>
-        <w:t xml:space="preserve">*本周窗口内无海外新发布财报，季度数据较上期无变化，明细对比表与附件直链本期略去（有新增时自动恢复展示）。*</w:t>
-      </w:r>
-    </w:p>
-    <w:p>
-      <w:pPr>
-        <w:pStyle w:val="Heading3"/>
-      </w:pPr>
-      <w:r>
-        <w:t xml:space="preserve">2.1.2 行业趋势观察</w:t>
-      </w:r>
-    </w:p>
-    <w:p>
-      <w:r>
-        <w:t xml:space="preserve">海外上市 CRO 季度业绩分化：Medpace 收入增速 17% 领跑且新签高增，IQVIA 收入与订单双升，ICON 收入近停滞但净新签强劲（B2B 1.51），Fortrea 收入下滑、靠指引上调稳预期；国内康龙化成上半年收入 +17.9%、新签订单 +30%+，景气度与海外龙头相当。</w:t>
-      </w:r>
-    </w:p>
-    <w:p>
-      <w:pPr>
-        <w:pStyle w:val="Heading3"/>
-      </w:pPr>
-      <w:r>
-        <w:t xml:space="preserve">2.2 国内 CRO 动态</w:t>
+        <w:t xml:space="preserve">2.2 国内 CRO</w:t>
       </w:r>
     </w:p>
     <w:p>
@@ -225,20 +185,14 @@
       </w:r>
     </w:p>
     <w:p>
-      <w:pPr>
-        <w:ind w:left="360" w:hanging="360"/>
-      </w:pPr>
-      <w:r>
-        <w:t xml:space="preserve">• </w:t>
-      </w:r>
-      <w:r>
-        <w:rPr>
-          <w:b/>
-        </w:rPr>
-        <w:t xml:space="preserve">康龙化成</w:t>
-      </w:r>
-      <w:r>
-        <w:t xml:space="preserve"> </w:t>
+      <w:r>
+        <w:rPr>
+          <w:b/>
+        </w:rPr>
+        <w:t xml:space="preserve">1.康龙化成：2026年半年度报告</w:t>
+      </w:r>
+      <w:r>
+        <w:t xml:space="preserve"> 2026/8/21 </w:t>
       </w:r>
       <w:hyperlink r:id="rId4">
         <w:r>
@@ -246,11 +200,13 @@
             <w:color w:val="0563C1"/>
             <w:u w:val="single"/>
           </w:rPr>
-          <w:t xml:space="preserve">2026年半年度报告</w:t>
+          <w:t xml:space="preserve">浏览详情</w:t>
         </w:r>
       </w:hyperlink>
-      <w:r>
-        <w:t xml:space="preserve">｜2026-08-21</w:t>
+    </w:p>
+    <w:p>
+      <w:r>
+        <w:t xml:space="preserve">2026年半年度报告</w:t>
       </w:r>
     </w:p>
     <w:tbl>
@@ -444,20 +400,14 @@
       </w:r>
     </w:p>
     <w:p>
-      <w:pPr>
-        <w:ind w:left="360" w:hanging="360"/>
-      </w:pPr>
-      <w:r>
-        <w:t xml:space="preserve">• </w:t>
-      </w:r>
-      <w:r>
-        <w:rPr>
-          <w:b/>
-        </w:rPr>
-        <w:t xml:space="preserve">普蕊斯</w:t>
-      </w:r>
-      <w:r>
-        <w:t xml:space="preserve"> </w:t>
+      <w:r>
+        <w:rPr>
+          <w:b/>
+        </w:rPr>
+        <w:t xml:space="preserve">2.普蕊斯：关于公司股东减持股份预披露公告</w:t>
+      </w:r>
+      <w:r>
+        <w:t xml:space="preserve"> 2026/8/24 </w:t>
       </w:r>
       <w:hyperlink r:id="rId5">
         <w:r>
@@ -465,11 +415,13 @@
             <w:color w:val="0563C1"/>
             <w:u w:val="single"/>
           </w:rPr>
-          <w:t xml:space="preserve">公司股东减持股份预披露</w:t>
+          <w:t xml:space="preserve">浏览详情</w:t>
         </w:r>
       </w:hyperlink>
-      <w:r>
-        <w:t xml:space="preserve">｜2026-08-24</w:t>
+    </w:p>
+    <w:p>
+      <w:r>
+        <w:t xml:space="preserve">公司股东减持股份预披露</w:t>
       </w:r>
     </w:p>
     <w:p>
@@ -496,24 +448,18 @@
         <w:pStyle w:val="Heading3"/>
       </w:pPr>
       <w:r>
-        <w:t xml:space="preserve">3.1 海外 CRO 动态</w:t>
-      </w:r>
-    </w:p>
-    <w:p>
-      <w:pPr>
-        <w:ind w:left="360" w:hanging="360"/>
-      </w:pPr>
-      <w:r>
-        <w:t xml:space="preserve">• </w:t>
-      </w:r>
-      <w:r>
-        <w:rPr>
-          <w:b/>
-        </w:rPr>
-        <w:t xml:space="preserve">Syneos Health</w:t>
-      </w:r>
-      <w:r>
-        <w:t xml:space="preserve"> </w:t>
+        <w:t xml:space="preserve">3.1 海外 CRO</w:t>
+      </w:r>
+    </w:p>
+    <w:p>
+      <w:r>
+        <w:rPr>
+          <w:b/>
+        </w:rPr>
+        <w:t xml:space="preserve">1.Syneos Health：推进AI能力建设</w:t>
+      </w:r>
+      <w:r>
+        <w:t xml:space="preserve"> 2026/8/18 </w:t>
       </w:r>
       <w:hyperlink r:id="rId6">
         <w:r>
@@ -521,11 +467,13 @@
             <w:color w:val="0563C1"/>
             <w:u w:val="single"/>
           </w:rPr>
-          <w:t xml:space="preserve">Syneos Health推出AI驱动的临床试验生态系统，旨在优化试验表现并加速决策过程。此举将提升临床试验效率，推动医药行业创新。</w:t>
+          <w:t xml:space="preserve">浏览详情</w:t>
         </w:r>
       </w:hyperlink>
-      <w:r>
-        <w:t xml:space="preserve">｜2026-08-18</w:t>
+    </w:p>
+    <w:p>
+      <w:r>
+        <w:t xml:space="preserve">Syneos Health推出AI驱动的临床试验生态系统，旨在优化试验表现并加速决策过程。此举将提升临床试验效率，推动医药行业创新。</w:t>
       </w:r>
     </w:p>
     <w:p>
@@ -533,7 +481,7 @@
         <w:pStyle w:val="Heading3"/>
       </w:pPr>
       <w:r>
-        <w:t xml:space="preserve">3.2 国内 CRO 动态</w:t>
+        <w:t xml:space="preserve">3.2 国内 CRO</w:t>
       </w:r>
     </w:p>
     <w:p>
@@ -637,24 +585,18 @@
         <w:pStyle w:val="Heading3"/>
       </w:pPr>
       <w:r>
-        <w:t xml:space="preserve">7.1 海外 CRO 动态</w:t>
-      </w:r>
-    </w:p>
-    <w:p>
-      <w:pPr>
-        <w:ind w:left="360" w:hanging="360"/>
-      </w:pPr>
-      <w:r>
-        <w:t xml:space="preserve">• </w:t>
-      </w:r>
-      <w:r>
-        <w:rPr>
-          <w:b/>
-        </w:rPr>
-        <w:t xml:space="preserve">ICON</w:t>
-      </w:r>
-      <w:r>
-        <w:t xml:space="preserve"> </w:t>
+        <w:t xml:space="preserve">7.1 海外 CRO</w:t>
+      </w:r>
+    </w:p>
+    <w:p>
+      <w:r>
+        <w:rPr>
+          <w:b/>
+        </w:rPr>
+        <w:t xml:space="preserve">1.ICON：发布社会责任报告</w:t>
+      </w:r>
+      <w:r>
+        <w:t xml:space="preserve"> 2026/8/20 </w:t>
       </w:r>
       <w:hyperlink r:id="rId7">
         <w:r>
@@ -662,11 +604,13 @@
             <w:color w:val="0563C1"/>
             <w:u w:val="single"/>
           </w:rPr>
-          <w:t xml:space="preserve">ICON发布2025年社会责任报告，涵盖全球多个行业，助力药物研发效率提升。报告强调患者影响、创新与可持续性，推动行业进步。</w:t>
+          <w:t xml:space="preserve">浏览详情</w:t>
         </w:r>
       </w:hyperlink>
-      <w:r>
-        <w:t xml:space="preserve">｜2026-08-20</w:t>
+    </w:p>
+    <w:p>
+      <w:r>
+        <w:t xml:space="preserve">ICON发布2025年社会责任报告，涵盖全球多个行业，助力药物研发效率提升。报告强调患者影响、创新与可持续性，推动行业进步。</w:t>
       </w:r>
     </w:p>
     <w:p>
@@ -674,7 +618,7 @@
         <w:pStyle w:val="Heading3"/>
       </w:pPr>
       <w:r>
-        <w:t xml:space="preserve">7.2 国内 CRO 动态</w:t>
+        <w:t xml:space="preserve">7.2 国内 CRO</w:t>
       </w:r>
     </w:p>
     <w:p>
@@ -683,10 +627,10 @@
       </w:r>
     </w:p>
     <w:p>
-      <w:pPr>
-        <w:pStyle w:val="Heading2"/>
-      </w:pPr>
-      <w:r>
+      <w:r>
+        <w:rPr>
+          <w:b/>
+        </w:rPr>
         <w:t xml:space="preserve">编者观察</w:t>
       </w:r>
     </w:p>
@@ -759,10 +703,10 @@
       </w:r>
     </w:p>
     <w:p>
-      <w:pPr>
-        <w:pStyle w:val="Heading2"/>
-      </w:pPr>
-      <w:r>
+      <w:r>
+        <w:rPr>
+          <w:b/>
+        </w:rPr>
         <w:t xml:space="preserve">数据来源与生成日期</w:t>
       </w:r>
     </w:p>
